--- a/mau_de_cv7991.docx
+++ b/mau_de_cv7991.docx
@@ -4,26 +4,29 @@
   <w:body>
     <w:p>
       <w:r>
+        <w:rPr>
+          <w:b/>
+        </w:rPr>
         <w:t xml:space="preserve">ĐỀ MINH HỌA KIỂM TRA THEO CÔNG VĂN 7991 / BỘ GD&amp;ĐT</w:t>
       </w:r>
     </w:p>
     <w:p>
       <w:r>
-        <w:t xml:space="preserve">Môn thi: TOÁN HỌC - Thời gian làm bài: 45 phút</w:t>
-      </w:r>
-    </w:p>
-    <w:p/>
-    <w:p>
-      <w:r>
-        <w:rPr>
-          <w:b/>
-        </w:rPr>
-        <w:t xml:space="preserve">PHẦN I. CÂU TRẮC NGHIỆM NHIỀU PHƯƠNG ÁN LỰA CHỌN</w:t>
-      </w:r>
-    </w:p>
-    <w:p>
-      <w:r>
-        <w:t xml:space="preserve">Thí sinh trả lời từ câu 1 đến câu 4. Mỗi câu hỏi thí sinh chỉ chọn một phương án.</w:t>
+        <w:t xml:space="preserve">Môn thi: TOÁN HỌC - Thời gian làm bài: 45 phút - Thang điểm: 10 điểm</w:t>
+      </w:r>
+    </w:p>
+    <w:p/>
+    <w:p>
+      <w:r>
+        <w:rPr>
+          <w:b/>
+        </w:rPr>
+        <w:t xml:space="preserve">PHẦN I. CÂU TRẮC NGHIỆM NHIỀU PHƯƠNG ÁN LỰA CHỌN (6.0 điểm)</w:t>
+      </w:r>
+    </w:p>
+    <w:p>
+      <w:r>
+        <w:t xml:space="preserve">Thí sinh trả lời từ câu 1 đến câu 12. Mỗi câu hỏi thí sinh chỉ chọn một phương án. Mỗi câu đúng được 0.5 điểm.</w:t>
       </w:r>
     </w:p>
     <w:p/>
@@ -148,21 +151,253 @@
         <w:rPr>
           <w:b/>
         </w:rPr>
-        <w:t xml:space="preserve">PHẦN II. CÂU TRẮC NGHIỆM ĐÚNG SAI</w:t>
-      </w:r>
-    </w:p>
-    <w:p>
-      <w:r>
-        <w:t xml:space="preserve">Thí sinh trả lời từ câu 5 đến câu 6. Trong mỗi ý a), b), c), d) ở mỗi câu, thí sinh chọn Đúng hoặc Sai.</w:t>
-      </w:r>
-    </w:p>
-    <w:p/>
-    <w:p>
-      <w:r>
-        <w:rPr>
-          <w:b/>
-        </w:rPr>
-        <w:t xml:space="preserve">Câu 5: Cho hàm số f(x) = (2x - 1) / (x + 1).</w:t>
+        <w:t xml:space="preserve">Câu 5: Họ tất cả các nguyên hàm của hàm số f(x) = 2x + cos(x) là:</w:t>
+      </w:r>
+    </w:p>
+    <w:p>
+      <w:r>
+        <w:t xml:space="preserve">A. x^2 + sin(x) + C*</w:t>
+      </w:r>
+    </w:p>
+    <w:p>
+      <w:r>
+        <w:t xml:space="preserve">B. x^2 - sin(x) + C</w:t>
+      </w:r>
+    </w:p>
+    <w:p>
+      <w:r>
+        <w:t xml:space="preserve">C. 2 + sin(x) + C</w:t>
+      </w:r>
+    </w:p>
+    <w:p>
+      <w:r>
+        <w:t xml:space="preserve">D. x^2 + cos(x) + C</w:t>
+      </w:r>
+    </w:p>
+    <w:p/>
+    <w:p>
+      <w:r>
+        <w:rPr>
+          <w:b/>
+        </w:rPr>
+        <w:t xml:space="preserve">Câu 6: Trong không gian Oxyz, cho ba điểm A(1; 2; 3), B(2; 1; 4), C(0; 3; 2). Tọa độ trọng tâm G của tam giác ABC là:</w:t>
+      </w:r>
+    </w:p>
+    <w:p>
+      <w:r>
+        <w:t xml:space="preserve">A. (1; 1; 3)</w:t>
+      </w:r>
+    </w:p>
+    <w:p>
+      <w:r>
+        <w:t xml:space="preserve">B. (3; 6; 9)</w:t>
+      </w:r>
+    </w:p>
+    <w:p>
+      <w:r>
+        <w:t xml:space="preserve">C. (1; 2; 3)*</w:t>
+      </w:r>
+    </w:p>
+    <w:p>
+      <w:r>
+        <w:t xml:space="preserve">D. (1; 2; 2)</w:t>
+      </w:r>
+    </w:p>
+    <w:p/>
+    <w:p>
+      <w:r>
+        <w:rPr>
+          <w:b/>
+        </w:rPr>
+        <w:t xml:space="preserve">Câu 7: Nghiệm của phương trình 3^(2x - 1) = 27 là:</w:t>
+      </w:r>
+    </w:p>
+    <w:p>
+      <w:r>
+        <w:t xml:space="preserve">A. x = 1</w:t>
+      </w:r>
+    </w:p>
+    <w:p>
+      <w:r>
+        <w:t xml:space="preserve">B. x = 2*</w:t>
+      </w:r>
+    </w:p>
+    <w:p>
+      <w:r>
+        <w:t xml:space="preserve">C. x = 3</w:t>
+      </w:r>
+    </w:p>
+    <w:p>
+      <w:r>
+        <w:t xml:space="preserve">D. x = 4</w:t>
+      </w:r>
+    </w:p>
+    <w:p/>
+    <w:p>
+      <w:r>
+        <w:rPr>
+          <w:b/>
+        </w:rPr>
+        <w:t xml:space="preserve">Câu 8: Đạo hàm của hàm số y = ln(2x + 1) trên khoảng (-1/2; +inf) là:</w:t>
+      </w:r>
+    </w:p>
+    <w:p>
+      <w:r>
+        <w:t xml:space="preserve">A. y' = 2 / (2x + 1)*</w:t>
+      </w:r>
+    </w:p>
+    <w:p>
+      <w:r>
+        <w:t xml:space="preserve">B. y' = 1 / (2x + 1)</w:t>
+      </w:r>
+    </w:p>
+    <w:p>
+      <w:r>
+        <w:t xml:space="preserve">C. y' = 2 / (ln(2x + 1))</w:t>
+      </w:r>
+    </w:p>
+    <w:p>
+      <w:r>
+        <w:t xml:space="preserve">D. y' = 1 / (x + 1)</w:t>
+      </w:r>
+    </w:p>
+    <w:p/>
+    <w:p>
+      <w:r>
+        <w:rPr>
+          <w:b/>
+        </w:rPr>
+        <w:t xml:space="preserve">Câu 9: Tiệm cận đứng của đồ thị hàm số y = (2x + 1) / (x - 1) là đường thẳng có phương trình:</w:t>
+      </w:r>
+    </w:p>
+    <w:p>
+      <w:r>
+        <w:t xml:space="preserve">A. y = 2</w:t>
+      </w:r>
+    </w:p>
+    <w:p>
+      <w:r>
+        <w:t xml:space="preserve">B. y = 1</w:t>
+      </w:r>
+    </w:p>
+    <w:p>
+      <w:r>
+        <w:t xml:space="preserve">C. x = 2</w:t>
+      </w:r>
+    </w:p>
+    <w:p>
+      <w:r>
+        <w:t xml:space="preserve">D. x = 1*</w:t>
+      </w:r>
+    </w:p>
+    <w:p/>
+    <w:p>
+      <w:r>
+        <w:rPr>
+          <w:b/>
+        </w:rPr>
+        <w:t xml:space="preserve">Câu 10: Số cách chọn 3 học sinh từ một tổ gồm 10 học sinh là:</w:t>
+      </w:r>
+    </w:p>
+    <w:p>
+      <w:r>
+        <w:t xml:space="preserve">A. 720</w:t>
+      </w:r>
+    </w:p>
+    <w:p>
+      <w:r>
+        <w:t xml:space="preserve">B. 1000</w:t>
+      </w:r>
+    </w:p>
+    <w:p>
+      <w:r>
+        <w:t xml:space="preserve">C. 120*</w:t>
+      </w:r>
+    </w:p>
+    <w:p>
+      <w:r>
+        <w:t xml:space="preserve">D. 30</w:t>
+      </w:r>
+    </w:p>
+    <w:p/>
+    <w:p>
+      <w:r>
+        <w:rPr>
+          <w:b/>
+        </w:rPr>
+        <w:t xml:space="preserve">Câu 11: Cho hình lập phương ABCD.A'B'C'D'. Góc giữa hai đường thẳng AB và B'C' bằng:</w:t>
+      </w:r>
+    </w:p>
+    <w:p>
+      <w:r>
+        <w:t xml:space="preserve">A. 45 độ</w:t>
+      </w:r>
+    </w:p>
+    <w:p>
+      <w:r>
+        <w:t xml:space="preserve">B. 90 độ*</w:t>
+      </w:r>
+    </w:p>
+    <w:p>
+      <w:r>
+        <w:t xml:space="preserve">C. 60 độ</w:t>
+      </w:r>
+    </w:p>
+    <w:p>
+      <w:r>
+        <w:t xml:space="preserve">D. 30 độ</w:t>
+      </w:r>
+    </w:p>
+    <w:p/>
+    <w:p>
+      <w:r>
+        <w:rPr>
+          <w:b/>
+        </w:rPr>
+        <w:t xml:space="preserve">Câu 12: Giá trị lớn nhất của hàm số f(x) = x^3 - 3x + 2 trên đoạn [0; 2] bằng:</w:t>
+      </w:r>
+    </w:p>
+    <w:p>
+      <w:r>
+        <w:t xml:space="preserve">A. 4*</w:t>
+      </w:r>
+    </w:p>
+    <w:p>
+      <w:r>
+        <w:t xml:space="preserve">B. 2</w:t>
+      </w:r>
+    </w:p>
+    <w:p>
+      <w:r>
+        <w:t xml:space="preserve">C. 0</w:t>
+      </w:r>
+    </w:p>
+    <w:p>
+      <w:r>
+        <w:t xml:space="preserve">D. 6</w:t>
+      </w:r>
+    </w:p>
+    <w:p/>
+    <w:p>
+      <w:r>
+        <w:rPr>
+          <w:b/>
+        </w:rPr>
+        <w:t xml:space="preserve">PHẦN II. CÂU TRẮC NGHIỆM ĐÚNG SAI (2.0 điểm)</w:t>
+      </w:r>
+    </w:p>
+    <w:p>
+      <w:r>
+        <w:t xml:space="preserve">Thí sinh trả lời từ câu 13 đến câu 14. Trong mỗi ý a), b), c), d) ở mỗi câu, thí sinh chọn Đúng hoặc Sai. Điểm tối đa mỗi câu là 1.0 điểm (Đúng 1 ý: 0.1đ; 2 ý: 0.25đ; 3 ý: 0.5đ; 4 ý: 1.0đ).</w:t>
+      </w:r>
+    </w:p>
+    <w:p/>
+    <w:p>
+      <w:r>
+        <w:rPr>
+          <w:b/>
+        </w:rPr>
+        <w:t xml:space="preserve">Câu 13: Cho hàm số f(x) = (2x - 1) / (x + 1).</w:t>
       </w:r>
     </w:p>
     <w:p>
@@ -191,7 +426,7 @@
         <w:rPr>
           <w:b/>
         </w:rPr>
-        <w:t xml:space="preserve">Câu 6: Cho hình chóp S.ABC có đáy ABC là tam giác vuông tại B, SA vuông góc với mặt phẳng (ABC), SA = a, AB = a, BC = 2a.</w:t>
+        <w:t xml:space="preserve">Câu 14: Cho hình chóp S.ABC có đáy ABC là tam giác vuông tại B, SA vuông góc với mặt phẳng (ABC), SA = a, AB = a, BC = 2a.</w:t>
       </w:r>
     </w:p>
     <w:p>
@@ -220,25 +455,28 @@
         <w:rPr>
           <w:b/>
         </w:rPr>
-        <w:t xml:space="preserve">PHẦN III. CÂU TRẮC NGHIỆM TRẢ LỜI NGẮN</w:t>
-      </w:r>
-    </w:p>
-    <w:p>
-      <w:r>
-        <w:t xml:space="preserve">Thí sinh trả lời từ câu 7 đến câu 8. Thí sinh ghi đáp án vào ô trả lời.</w:t>
-      </w:r>
-    </w:p>
-    <w:p/>
-    <w:p>
-      <w:r>
-        <w:rPr>
-          <w:b/>
-        </w:rPr>
-        <w:t xml:space="preserve">Câu 7: Một chất điểm chuyển động với phương trình vận tốc v(t) = 3t^2 - 6t (m/s). Tính quãng đường chất điểm đi được từ thời điểm t = 0 đến t = 3 giây.</w:t>
-      </w:r>
-    </w:p>
-    <w:p>
-      <w:r>
+        <w:t xml:space="preserve">PHẦN III. CÂU TRẮC NGHIỆM TRẢ LỜI NGẮN (2.0 điểm)</w:t>
+      </w:r>
+    </w:p>
+    <w:p>
+      <w:r>
+        <w:t xml:space="preserve">Thí sinh trả lời từ câu 15 đến câu 18. Thí sinh ghi đáp án vào ô trả lời. Mỗi câu đúng được 0.5 điểm.</w:t>
+      </w:r>
+    </w:p>
+    <w:p/>
+    <w:p>
+      <w:r>
+        <w:rPr>
+          <w:b/>
+        </w:rPr>
+        <w:t xml:space="preserve">Câu 15: Một chất điểm chuyển động với phương trình vận tốc v(t) = 3t^2 - 6t (m/s). Tính quãng đường chất điểm đi được từ thời điểm t = 0 đến t = 3 giây.</w:t>
+      </w:r>
+    </w:p>
+    <w:p>
+      <w:r>
+        <w:rPr>
+          <w:b/>
+        </w:rPr>
         <w:t xml:space="preserve">Đáp án: 18</w:t>
       </w:r>
     </w:p>
@@ -248,12 +486,49 @@
         <w:rPr>
           <w:b/>
         </w:rPr>
-        <w:t xml:space="preserve">Câu 8: Cho hình chóp tứ giác đều S.ABCD có tất cả các cạnh đều bằng 2. Tính khoảng cách từ điểm S đến mặt phẳng (ABCD). (Làm tròn đến 1 chữ số thập phân)</w:t>
-      </w:r>
-    </w:p>
-    <w:p>
-      <w:r>
+        <w:t xml:space="preserve">Câu 16: Cho hình chóp tứ giác đều S.ABCD có tất cả các cạnh đều bằng 2. Tính khoảng cách từ điểm S đến mặt phẳng (ABCD). (Làm tròn đến 1 chữ số thập phân)</w:t>
+      </w:r>
+    </w:p>
+    <w:p>
+      <w:r>
+        <w:rPr>
+          <w:b/>
+        </w:rPr>
         <w:t xml:space="preserve">Đáp án: 1.4</w:t>
+      </w:r>
+    </w:p>
+    <w:p/>
+    <w:p>
+      <w:r>
+        <w:rPr>
+          <w:b/>
+        </w:rPr>
+        <w:t xml:space="preserve">Câu 17: Một tổ có 6 học sinh nam và 4 học sinh nữ. Chọn ngẫu nhiên 3 học sinh. Tính xác suất để chọn được ít nhất 1 học sinh nữ. (Làm tròn đến 2 chữ số thập phân)</w:t>
+      </w:r>
+    </w:p>
+    <w:p>
+      <w:r>
+        <w:rPr>
+          <w:b/>
+        </w:rPr>
+        <w:t xml:space="preserve">Đáp án: 0.83</w:t>
+      </w:r>
+    </w:p>
+    <w:p/>
+    <w:p>
+      <w:r>
+        <w:rPr>
+          <w:b/>
+        </w:rPr>
+        <w:t xml:space="preserve">Câu 18: Một bể chứa nước hình hộp chữ nhật có chiều dài 2m, chiều rộng 1.5m và chiều cao 1.2m. Hiện tại lượng nước trong bể chiếm 75% thể tích bể. Cần bơm thêm bao nhiêu mét khối nước để đầy bể?</w:t>
+      </w:r>
+    </w:p>
+    <w:p>
+      <w:r>
+        <w:rPr>
+          <w:b/>
+        </w:rPr>
+        <w:t xml:space="preserve">Đáp án: 0.9</w:t>
       </w:r>
     </w:p>
   </w:body>
